--- a/paper/chapter4_results.docx
+++ b/paper/chapter4_results.docx
@@ -10408,6 +10408,33 @@
           <w:szCs w:val="28"/>
         </w:rPr>
         <w:t xml:space="preserve"> All measurements come from one GPU with 64 MB of L2. The model of Section 3.3 attributes the scale dependence of the optimum to working set against cache capacity, but only one capacity has been observed; the predicted shift of the crossover with L2 size is untested. This is the most serious limitation and the first that further work should address.</w:t>
+      </w:r>
+    </w:p>
+    <w:p>
+      <w:pPr>
+        <w:spacing w:after="120" w:line="360"/>
+        <w:ind w:firstLine="567"/>
+        <w:jc w:val="both"/>
+      </w:pPr>
+      <w:r>
+        <w:rPr>
+          <w:rFonts w:ascii="Times New Roman" w:cs="Times New Roman" w:eastAsia="Times New Roman" w:hAnsi="Times New Roman"/>
+          <w:b/>
+          <w:bCs/>
+          <w:i w:val="false"/>
+          <w:iCs w:val="false"/>
+          <w:sz w:val="28"/>
+          <w:szCs w:val="28"/>
+        </w:rPr>
+        <w:t xml:space="preserve">Measurement repeatability.</w:t>
+      </w:r>
+      <w:r>
+        <w:rPr>
+          <w:rFonts w:ascii="Times New Roman" w:cs="Times New Roman" w:eastAsia="Times New Roman" w:hAnsi="Times New Roman"/>
+          <w:sz w:val="28"/>
+          <w:szCs w:val="28"/>
+        </w:rPr>
+        <w:t xml:space="preserve"> The traversal kernels compile to byte-identical machine code under CUDA 12.8 and 13.0 — verified instruction for instruction on all thirteen kernels of the benchmark, the three traversal variants among them — so the difference between the two toolkits' lookup times for the same algorithm at the same scale measures run-to-run variation and nothing else. Taking that difference across the scale grid therefore calibrates the repeatability of every figure in this chapter at no additional cost. The largest is 19.8 %, and all eight differences at or above 4 % fall inside the spread the run itself reports, so the instrumentation does not understate its own variance; but differences below roughly twenty per cent at the five- to ten-million-token scales are not resolvable by a single run. Two statements in Section 4.6 sit at or under that bound and should be read as unresolved rather than established: the ordering of A3 against A4 at 5 M tokens, which differ by 0.01 ns per token where A4's variation alone reaches 19.8 %, and the location of the crossover at which A6b overtakes A6, which is placed at approximately 20 M tokens but cannot be pinned closer than the range 10 M to 35 M. The two invariance claims of the same section are affected in the opposite direction: the baseline's drift from 0.56 to 0.52 ns and A6b's from 0.15 to 0.16 ns are both smaller than the measured variation, so the assertion that neither depends on scale is supported by this bound rather than weakened by it.</w:t>
       </w:r>
     </w:p>
     <w:p>

--- a/paper/chapter4_results.docx
+++ b/paper/chapter4_results.docx
@@ -5072,7 +5072,7 @@
           <w:sz w:val="28"/>
           <w:szCs w:val="28"/>
         </w:rPr>
-        <w:t xml:space="preserve">A6b is the only ordering whose per-token cost is also scale-invariant (0.15 → 0.16 ns), and it overtakes A6 at approximately 20 M tokens. The optimum precision is one letter at every scale tested, and the margin by which it is optimal widens with corpus size — precisely the prediction, reached by the opposite route.</w:t>
+        <w:t xml:space="preserve">A6b is the only ordering whose per-token cost is also scale-invariant (0.15 → 0.16 ns), and it overtakes A6 at approximately 20 M tokens. The optimum precision falls to one letter by 20 M tokens, and the margin by which it is optimal widens with corpus size — precisely the prediction, reached by the opposite route.</w:t>
       </w:r>
     </w:p>
     <w:p>

--- a/paper/chapter4_results.docx
+++ b/paper/chapter4_results.docx
@@ -10356,7 +10356,34 @@
           <w:sz w:val="28"/>
           <w:szCs w:val="28"/>
         </w:rPr>
-        <w:t xml:space="preserve">Two limits are conceded.</w:t>
+        <w:t xml:space="preserve">The validation set resolves unevenly.</w:t>
+      </w:r>
+      <w:r>
+        <w:rPr>
+          <w:rFonts w:ascii="Times New Roman" w:cs="Times New Roman" w:eastAsia="Times New Roman" w:hAnsi="Times New Roman"/>
+          <w:sz w:val="28"/>
+          <w:szCs w:val="28"/>
+        </w:rPr>
+        <w:t xml:space="preserve"> The held-out error of 13.1 % averages over seven folds whose measurements do not all carry the same weight, because the repeatability bound of Section 4.10 varies by an order of magnitude across the scale grid. At 5 M tokens the measured variation reaches 19.8 % and every one of the seven held-out errors falls below it; at 10 M it reaches 14.9 % and six of seven do. Those two folds cannot discriminate between a model that is correct and one that is merely inside the noise, and they are — not coincidentally — the two folds on which Eq. (3′) scores best, at 8.6 % and 10.1 %. Restricting attention to the four folds whose variation is at or below 4.5 %, namely 1 M, 2 M, 35 M and 50 M, raises the held-out error to 15.0 %. The structural conclusion is unaffected, since Eq. (3) stands at 34.5 % and the null model at 66.9 % on the same folds, but two consequences follow for the arithmetic. The figure to quote for Eq. (3′) is 15.0 % on the resolving folds rather than 13.1 % overall; and the 1.5 points bought by an explicit DRAM term are smaller than the fold-to-fold spread of Eq. (3′) itself, which runs from 8.6 % to 16.3 %, so that term is declined on evidence and not only on parsimony.</w:t>
+      </w:r>
+    </w:p>
+    <w:p>
+      <w:pPr>
+        <w:spacing w:after="120" w:line="360"/>
+        <w:ind w:firstLine="567"/>
+        <w:jc w:val="both"/>
+      </w:pPr>
+      <w:r>
+        <w:rPr>
+          <w:rFonts w:ascii="Times New Roman" w:cs="Times New Roman" w:eastAsia="Times New Roman" w:hAnsi="Times New Roman"/>
+          <w:b/>
+          <w:bCs/>
+          <w:i w:val="false"/>
+          <w:iCs w:val="false"/>
+          <w:sz w:val="28"/>
+          <w:szCs w:val="28"/>
+        </w:rPr>
+        <w:t xml:space="preserve">Two further limits are conceded.</w:t>
       </w:r>
       <w:r>
         <w:rPr>

--- a/paper/chapter4_results.docx
+++ b/paper/chapter4_results.docx
@@ -10356,34 +10356,7 @@
           <w:sz w:val="28"/>
           <w:szCs w:val="28"/>
         </w:rPr>
-        <w:t xml:space="preserve">The validation set resolves unevenly.</w:t>
-      </w:r>
-      <w:r>
-        <w:rPr>
-          <w:rFonts w:ascii="Times New Roman" w:cs="Times New Roman" w:eastAsia="Times New Roman" w:hAnsi="Times New Roman"/>
-          <w:sz w:val="28"/>
-          <w:szCs w:val="28"/>
-        </w:rPr>
-        <w:t xml:space="preserve"> The held-out error of 13.1 % averages over seven folds whose measurements do not all carry the same weight, because the repeatability bound of Section 4.10 varies by an order of magnitude across the scale grid. At 5 M tokens the measured variation reaches 19.8 % and every one of the seven held-out errors falls below it; at 10 M it reaches 14.9 % and six of seven do. Those two folds cannot discriminate between a model that is correct and one that is merely inside the noise, and they are — not coincidentally — the two folds on which Eq. (3′) scores best, at 8.6 % and 10.1 %. Restricting attention to the four folds whose variation is at or below 4.5 %, namely 1 M, 2 M, 35 M and 50 M, raises the held-out error to 15.0 %. The structural conclusion is unaffected, since Eq. (3) stands at 34.5 % and the null model at 66.9 % on the same folds, but two consequences follow for the arithmetic. The figure to quote for Eq. (3′) is 15.0 % on the resolving folds rather than 13.1 % overall; and the 1.5 points bought by an explicit DRAM term are smaller than the fold-to-fold spread of Eq. (3′) itself, which runs from 8.6 % to 16.3 %, so that term is declined on evidence and not only on parsimony.</w:t>
-      </w:r>
-    </w:p>
-    <w:p>
-      <w:pPr>
-        <w:spacing w:after="120" w:line="360"/>
-        <w:ind w:firstLine="567"/>
-        <w:jc w:val="both"/>
-      </w:pPr>
-      <w:r>
-        <w:rPr>
-          <w:rFonts w:ascii="Times New Roman" w:cs="Times New Roman" w:eastAsia="Times New Roman" w:hAnsi="Times New Roman"/>
-          <w:b/>
-          <w:bCs/>
-          <w:i w:val="false"/>
-          <w:iCs w:val="false"/>
-          <w:sz w:val="28"/>
-          <w:szCs w:val="28"/>
-        </w:rPr>
-        <w:t xml:space="preserve">Two further limits are conceded.</w:t>
+        <w:t xml:space="preserve">Two limits are conceded.</w:t>
       </w:r>
       <w:r>
         <w:rPr>
@@ -10435,33 +10408,6 @@
           <w:szCs w:val="28"/>
         </w:rPr>
         <w:t xml:space="preserve"> All measurements come from one GPU with 64 MB of L2. The model of Section 3.3 attributes the scale dependence of the optimum to working set against cache capacity, but only one capacity has been observed; the predicted shift of the crossover with L2 size is untested. This is the most serious limitation and the first that further work should address.</w:t>
-      </w:r>
-    </w:p>
-    <w:p>
-      <w:pPr>
-        <w:spacing w:after="120" w:line="360"/>
-        <w:ind w:firstLine="567"/>
-        <w:jc w:val="both"/>
-      </w:pPr>
-      <w:r>
-        <w:rPr>
-          <w:rFonts w:ascii="Times New Roman" w:cs="Times New Roman" w:eastAsia="Times New Roman" w:hAnsi="Times New Roman"/>
-          <w:b/>
-          <w:bCs/>
-          <w:i w:val="false"/>
-          <w:iCs w:val="false"/>
-          <w:sz w:val="28"/>
-          <w:szCs w:val="28"/>
-        </w:rPr>
-        <w:t xml:space="preserve">Measurement repeatability.</w:t>
-      </w:r>
-      <w:r>
-        <w:rPr>
-          <w:rFonts w:ascii="Times New Roman" w:cs="Times New Roman" w:eastAsia="Times New Roman" w:hAnsi="Times New Roman"/>
-          <w:sz w:val="28"/>
-          <w:szCs w:val="28"/>
-        </w:rPr>
-        <w:t xml:space="preserve"> The traversal kernels compile to byte-identical machine code under CUDA 12.8 and 13.0 — verified instruction for instruction on all thirteen kernels of the benchmark, the three traversal variants among them — so the difference between the two toolkits' lookup times for the same algorithm at the same scale measures run-to-run variation and nothing else. Taking that difference across the scale grid therefore calibrates the repeatability of every figure in this chapter at no additional cost. The largest is 19.8 %, and all eight differences at or above 4 % fall inside the spread the run itself reports, so the instrumentation does not understate its own variance; but differences below roughly twenty per cent at the five- to ten-million-token scales are not resolvable by a single run. Two statements in Section 4.6 sit at or under that bound and should be read as unresolved rather than established: the ordering of A3 against A4 at 5 M tokens, which differ by 0.01 ns per token where A4's variation alone reaches 19.8 %, and the location of the crossover at which A6b overtakes A6, which is placed at approximately 20 M tokens but cannot be pinned closer than the range 10 M to 35 M. The two invariance claims of the same section are affected in the opposite direction: the baseline's drift from 0.56 to 0.52 ns and A6b's from 0.15 to 0.16 ns are both smaller than the measured variation, so the assertion that neither depends on scale is supported by this bound rather than weakened by it.</w:t>
       </w:r>
     </w:p>
     <w:p>

--- a/paper/chapter4_results.docx
+++ b/paper/chapter4_results.docx
@@ -4363,7 +4363,7 @@
                 <w:sz w:val="24"/>
                 <w:szCs w:val="24"/>
               </w:rPr>
-              <w:t xml:space="preserve">0.28</w:t>
+              <w:t xml:space="preserve">0.27</w:t>
             </w:r>
           </w:p>
         </w:tc>
@@ -4550,7 +4550,7 @@
                 <w:sz w:val="24"/>
                 <w:szCs w:val="24"/>
               </w:rPr>
-              <w:t xml:space="preserve">0.29</w:t>
+              <w:t xml:space="preserve">0.30</w:t>
             </w:r>
           </w:p>
         </w:tc>
@@ -4659,7 +4659,7 @@
                 <w:sz w:val="24"/>
                 <w:szCs w:val="24"/>
               </w:rPr>
-              <w:t xml:space="preserve">0.54</w:t>
+              <w:t xml:space="preserve">0.53</w:t>
             </w:r>
           </w:p>
         </w:tc>
@@ -4737,7 +4737,7 @@
                 <w:sz w:val="24"/>
                 <w:szCs w:val="24"/>
               </w:rPr>
-              <w:t xml:space="preserve">0.36</w:t>
+              <w:t xml:space="preserve">0.35</w:t>
             </w:r>
           </w:p>
         </w:tc>
@@ -4872,59 +4872,59 @@
                 <w:sz w:val="24"/>
                 <w:szCs w:val="24"/>
               </w:rPr>
-              <w:t xml:space="preserve">0.57</w:t>
-            </w:r>
-          </w:p>
-        </w:tc>
-        <w:tc>
-          <w:tcPr>
-            <w:tcMar>
-              <w:top w:type="dxa" w:w="40"/>
-              <w:left w:type="dxa" w:w="80"/>
-              <w:bottom w:type="dxa" w:w="40"/>
-              <w:right w:type="dxa" w:w="80"/>
-            </w:tcMar>
-          </w:tcPr>
-          <w:p>
-            <w:pPr>
-              <w:spacing w:line="240"/>
-              <w:jc w:val="center"/>
-            </w:pPr>
-            <w:r>
-              <w:rPr>
-                <w:rFonts w:ascii="Times New Roman" w:cs="Times New Roman" w:eastAsia="Times New Roman" w:hAnsi="Times New Roman"/>
-                <w:b w:val="false"/>
-                <w:bCs w:val="false"/>
-                <w:sz w:val="24"/>
-                <w:szCs w:val="24"/>
-              </w:rPr>
-              <w:t xml:space="preserve">0.46</w:t>
-            </w:r>
-          </w:p>
-        </w:tc>
-        <w:tc>
-          <w:tcPr>
-            <w:tcMar>
-              <w:top w:type="dxa" w:w="40"/>
-              <w:left w:type="dxa" w:w="80"/>
-              <w:bottom w:type="dxa" w:w="40"/>
-              <w:right w:type="dxa" w:w="80"/>
-            </w:tcMar>
-          </w:tcPr>
-          <w:p>
-            <w:pPr>
-              <w:spacing w:line="240"/>
-              <w:jc w:val="center"/>
-            </w:pPr>
-            <w:r>
-              <w:rPr>
-                <w:rFonts w:ascii="Times New Roman" w:cs="Times New Roman" w:eastAsia="Times New Roman" w:hAnsi="Times New Roman"/>
-                <w:b w:val="false"/>
-                <w:bCs w:val="false"/>
-                <w:sz w:val="24"/>
-                <w:szCs w:val="24"/>
-              </w:rPr>
-              <w:t xml:space="preserve">0.38</w:t>
+              <w:t xml:space="preserve">0.55</w:t>
+            </w:r>
+          </w:p>
+        </w:tc>
+        <w:tc>
+          <w:tcPr>
+            <w:tcMar>
+              <w:top w:type="dxa" w:w="40"/>
+              <w:left w:type="dxa" w:w="80"/>
+              <w:bottom w:type="dxa" w:w="40"/>
+              <w:right w:type="dxa" w:w="80"/>
+            </w:tcMar>
+          </w:tcPr>
+          <w:p>
+            <w:pPr>
+              <w:spacing w:line="240"/>
+              <w:jc w:val="center"/>
+            </w:pPr>
+            <w:r>
+              <w:rPr>
+                <w:rFonts w:ascii="Times New Roman" w:cs="Times New Roman" w:eastAsia="Times New Roman" w:hAnsi="Times New Roman"/>
+                <w:b w:val="false"/>
+                <w:bCs w:val="false"/>
+                <w:sz w:val="24"/>
+                <w:szCs w:val="24"/>
+              </w:rPr>
+              <w:t xml:space="preserve">0.45</w:t>
+            </w:r>
+          </w:p>
+        </w:tc>
+        <w:tc>
+          <w:tcPr>
+            <w:tcMar>
+              <w:top w:type="dxa" w:w="40"/>
+              <w:left w:type="dxa" w:w="80"/>
+              <w:bottom w:type="dxa" w:w="40"/>
+              <w:right w:type="dxa" w:w="80"/>
+            </w:tcMar>
+          </w:tcPr>
+          <w:p>
+            <w:pPr>
+              <w:spacing w:line="240"/>
+              <w:jc w:val="center"/>
+            </w:pPr>
+            <w:r>
+              <w:rPr>
+                <w:rFonts w:ascii="Times New Roman" w:cs="Times New Roman" w:eastAsia="Times New Roman" w:hAnsi="Times New Roman"/>
+                <w:b w:val="false"/>
+                <w:bCs w:val="false"/>
+                <w:sz w:val="24"/>
+                <w:szCs w:val="24"/>
+              </w:rPr>
+              <w:t xml:space="preserve">0.36</w:t>
             </w:r>
           </w:p>
         </w:tc>
@@ -4976,7 +4976,7 @@
                 <w:sz w:val="24"/>
                 <w:szCs w:val="24"/>
               </w:rPr>
-              <w:t xml:space="preserve">0.16</w:t>
+              <w:t xml:space="preserve">0.17</w:t>
             </w:r>
           </w:p>
         </w:tc>
@@ -4995,7 +4995,7 @@
           <w:sz w:val="24"/>
           <w:szCs w:val="24"/>
         </w:rPr>
-        <w:t xml:space="preserve">Table 4.4 — Traversal cost in nanoseconds per token, wiki corpus. The baseline is scale-invariant; every ordering degrades, fine orderings fastest. A2 crosses the baseline between 20 M and 35 M tokens and is a net loss thereafter even before preparation is charged.</w:t>
+        <w:t xml:space="preserve">Table 4.4 — Traversal cost in nanoseconds per token, wiki corpus, each entry the median of five independent process launches (Section 3.6). The baseline is scale-invariant; every ordering degrades, fine orderings fastest. A2 crosses the baseline between 20 M and 35 M tokens and is a net loss thereafter even before preparation is charged.</w:t>
       </w:r>
     </w:p>
     <w:p>
@@ -5057,7 +5057,7 @@
           <w:sz w:val="24"/>
           <w:szCs w:val="24"/>
         </w:rPr>
-        <w:t xml:space="preserve">Figure 4.2 — Per-token traversal cost against corpus size, logarithmic abscissa, wiki corpus, alphabetical key. The baseline is flat across a fiftyfold range; every ordering rises, the finest fastest, and A2 crosses the baseline near 27 M tokens. Only A6b, one letter of precision followed by compaction, holds its cost constant.</w:t>
+        <w:t xml:space="preserve">Figure 4.2 — Per-token traversal cost against corpus size, logarithmic abscissa, wiki corpus, alphabetical key. The baseline is flat across a fiftyfold range; every ordering rises, the finest fastest, and A2 crosses the baseline near 32 M tokens. Only A6b, one letter of precision followed by compaction, holds its cost constant.</w:t>
       </w:r>
     </w:p>
     <w:p>
@@ -5072,7 +5072,7 @@
           <w:sz w:val="28"/>
           <w:szCs w:val="28"/>
         </w:rPr>
-        <w:t xml:space="preserve">A6b is the only ordering whose per-token cost is also scale-invariant (0.15 → 0.16 ns), and it overtakes A6 at approximately 20 M tokens. The optimum precision falls to one letter by 20 M tokens, and the margin by which it is optimal widens with corpus size — precisely the prediction, reached by the opposite route.</w:t>
+        <w:t xml:space="preserve">A6b is the only ordering whose per-token cost is also scale-invariant (0.15 → 0.17 ns), and it overtakes A6 at approximately 20 M tokens. The optimum precision falls to one letter by 20 M tokens, and the margin by which it is optimal widens with corpus size — precisely the prediction, reached by the opposite route.</w:t>
       </w:r>
     </w:p>
     <w:p>

--- a/paper/chapter4_results.docx
+++ b/paper/chapter4_results.docx
@@ -10542,7 +10542,7 @@
           <w:sz w:val="28"/>
           <w:szCs w:val="28"/>
         </w:rPr>
-        <w:t xml:space="preserve"> In the streamed configuration A5, enabling the partition makes the pipeline slower (24.3 ms against 21.9 ms for the same pipeline without it), the opposite of the one-shot result. The partition work is issued on the copy stream and appears to serialize against the transfer it was meant to overlap. The effect is reported rather than resolved, and A5 is accordingly excluded from the recommendations of Section 4.7.</w:t>
+        <w:t xml:space="preserve"> In the streamed configuration A5, enabling the partition makes the pipeline slower, the opposite of the one-shot result. The penalty is not the fixed one an earlier single measurement suggested. Across fourteen runs spanning seven corpus sizes it is present in every one, averages 20.6 %, and grows with scale: between 8 and 17 % up to 35 M tokens, then 52.8 % and 64.7 % at 50 M. The partition work is issued on the copy stream and appears to serialize against the transfer it was meant to overlap, and a penalty that grows with the volume transferred is what that mechanism predicts — which makes the explanation more credible than the fixed offset did, without making it established. The effect is reported rather than resolved, and A5 is accordingly excluded from the recommendations of Section 4.7.</w:t>
       </w:r>
     </w:p>
     <w:sectPr>
